--- a/EL3.docx
+++ b/EL3.docx
@@ -7,7 +7,7 @@
         <w:pStyle w:val="Title"/>
       </w:pPr>
       <w:r>
-        <w:t xml:space="preserve">EL2: Swedish legislation</w:t>
+        <w:t xml:space="preserve">EL3: Swedish legislation</w:t>
       </w:r>
     </w:p>
     <w:p>

--- a/EL3.docx
+++ b/EL3.docx
@@ -136,7 +136,7 @@
               <w:spacing w:before="16" w:after="16"/>
             </w:pPr>
             <w:r>
-              <w:t xml:space="preserve">The Swedish legal system will only be examined during the seminair</w:t>
+              <w:t xml:space="preserve">The Swedish legal system will only be examined during the seminar</w:t>
             </w:r>
             <w:r>
               <w:t xml:space="preserve"> </w:t>
@@ -153,7 +153,7 @@
               <w:t xml:space="preserve"> </w:t>
             </w:r>
             <w:r>
-              <w:t xml:space="preserve">(not in the DISA exam). You are allowed to use the sources during the seminair (no need to memorize individual laws and paragraphs by names and numbers). Nevertheless, read the literature before the seminair!</w:t>
+              <w:t xml:space="preserve">(not in the DISA exam). You are allowed to use the sources during the seminar (no need to memorize individual laws and paragraphs by names and numbers). Nevertheless, read the literature before the seminar!</w:t>
             </w:r>
           </w:p>
           <w:p/>
@@ -475,7 +475,7 @@
         <w:t xml:space="preserve">“förordning”</w:t>
       </w:r>
       <w:r>
-        <w:t xml:space="preserve">) from the goverment to implement laws</w:t>
+        <w:t xml:space="preserve">) from the government to implement laws</w:t>
       </w:r>
     </w:p>
     <w:p>
@@ -898,7 +898,7 @@
         <w:t xml:space="preserve"> </w:t>
       </w:r>
       <w:r>
-        <w:t xml:space="preserve">or national security - if so, the goverment has the right to provide ordinary laws that restrict access (which they do!)</w:t>
+        <w:t xml:space="preserve">or national security - if so, the government has the right to provide ordinary laws that restrict access (which they do!)</w:t>
       </w:r>
     </w:p>
     <w:bookmarkEnd w:id="36"/>
@@ -990,7 +990,7 @@
           <w:b/>
           <w:bCs/>
         </w:rPr>
-        <w:t xml:space="preserve">no mather the context</w:t>
+        <w:t xml:space="preserve">no mater the context</w:t>
       </w:r>
     </w:p>
     <w:p>
@@ -1010,7 +1010,7 @@
         <w:pStyle w:val="BlockText"/>
       </w:pPr>
       <w:r>
-        <w:t xml:space="preserve">OFS 21.1: Secrecy applies to information concerning an individual’s health or sexual life, such as information about illnesses, substance abuse, sexual orientation, gender reassignment, sexual offences, or other similar information,</w:t>
+        <w:t xml:space="preserve">OFS 21.1: Secrecy applies to information concerning an individual’s health or sexual life, such as information about illnesses, substance abuse, sexual orientation, gender reassignment, sexual offenses, or other similar information,</w:t>
       </w:r>
       <w:r>
         <w:t xml:space="preserve"> </w:t>
@@ -1158,7 +1158,7 @@
         <w:t xml:space="preserve"> </w:t>
       </w:r>
       <w:r>
-        <w:t xml:space="preserve">to the individual or to someone closely related to them. The same applies to other medical activities, such as forensic medical and forensic psychiatric examinations, insemination, in vitro fertilisation, abortion, sterilisation, circumcision, and measures to prevent communicable diseases.</w:t>
+        <w:t xml:space="preserve">to the individual or to someone closely related to them. The same applies to other medical activities, such as forensic medical and forensic psychiatric examinations, insemination, in vitro fertilization, abortion, sterilization, circumcision, and measures to prevent communicable diseases.</w:t>
       </w:r>
     </w:p>
     <w:p>
@@ -1194,7 +1194,7 @@
         </w:numPr>
       </w:pPr>
       <w:r>
-        <w:t xml:space="preserve">to share data between public organisations for research purposes or statistics (OFS 25.11 p. 5).</w:t>
+        <w:t xml:space="preserve">to share data between public organizations for research purposes or statistics (OFS 25.11 p. 5).</w:t>
       </w:r>
     </w:p>
     <w:bookmarkEnd w:id="41"/>
@@ -1398,7 +1398,7 @@
         <w:pStyle w:val="FirstParagraph"/>
       </w:pPr>
       <w:r>
-        <w:t xml:space="preserve">National and regionel quality registers</w:t>
+        <w:t xml:space="preserve">National and regional quality registers</w:t>
       </w:r>
     </w:p>
     <w:p>
@@ -2061,7 +2061,7 @@
         </w:numPr>
       </w:pPr>
       <w:r>
-        <w:t xml:space="preserve">There are refereces to GDPR in Swedish laws such as PDL and OSL</w:t>
+        <w:t xml:space="preserve">There are references to GDPR in Swedish laws such as PDL and OSL</w:t>
       </w:r>
     </w:p>
     <w:p>
@@ -2194,7 +2194,7 @@
         </w:numPr>
       </w:pPr>
       <w:r>
-        <w:t xml:space="preserve">Had received some critisism and might be revised</w:t>
+        <w:t xml:space="preserve">Had received some criticism and might be revised</w:t>
       </w:r>
     </w:p>
     <w:p>
@@ -2292,13 +2292,13 @@
         <w:t xml:space="preserve">Access to data</w:t>
       </w:r>
     </w:p>
-    <w:bookmarkStart w:id="56" w:name="X1654efcd2dc2732a23342c324168a6118cf40c0"/>
+    <w:bookmarkStart w:id="56" w:name="X279ed164443c33bb8b592543824ff3c7c5fabfb"/>
     <w:p>
       <w:pPr>
         <w:pStyle w:val="Heading2"/>
       </w:pPr>
       <w:r>
-        <w:t xml:space="preserve">ublic, non-sensitive individual information</w:t>
+        <w:t xml:space="preserve">Public, non-sensitive individual information</w:t>
       </w:r>
     </w:p>
     <w:p>
